--- a/reports/四川生物医药产业集团创新事业部政策信息简报_20261013.docx
+++ b/reports/四川生物医药产业集团创新事业部政策信息简报_20261013.docx
@@ -239,6 +239,124 @@
                 <w:color w:val="000000"/>
                 <w:sz w:val="24"/>
               </w:rPr>
+              <w:t>国家铁路局关于印发《铁路科技创新“十五五”规划》的通知</w:t>
+            </w:r>
+          </w:p>
+        </w:tc>
+        <w:tc>
+          <w:tcPr>
+            <w:tcW w:type="dxa" w:w="2154"/>
+            <w:tcBorders>
+              <w:top w:val="none"/>
+              <w:left w:val="none"/>
+              <w:bottom w:val="none"/>
+              <w:right w:val="none"/>
+            </w:tcBorders>
+          </w:tcPr>
+          <w:p>
+            <w:pPr>
+              <w:spacing w:line="240" w:lineRule="auto" w:before="60" w:after="60"/>
+              <w:ind w:firstLine="0"/>
+              <w:jc w:val="left"/>
+            </w:pPr>
+            <w:r/>
+            <w:r>
+              <w:rPr>
+                <w:rFonts w:ascii="Times New Roman" w:hAnsi="Times New Roman" w:eastAsia="方正仿宋简体" w:cs="Times New Roman"/>
+                <w:b w:val="0"/>
+                <w:i w:val="0"/>
+                <w:color w:val="000000"/>
+                <w:sz w:val="24"/>
+              </w:rPr>
+              <w:t>国家铁路局</w:t>
+            </w:r>
+          </w:p>
+        </w:tc>
+        <w:tc>
+          <w:tcPr>
+            <w:tcW w:type="dxa" w:w="1361"/>
+            <w:tcBorders>
+              <w:top w:val="none"/>
+              <w:left w:val="none"/>
+              <w:bottom w:val="none"/>
+              <w:right w:val="none"/>
+            </w:tcBorders>
+          </w:tcPr>
+          <w:p>
+            <w:pPr>
+              <w:spacing w:line="240" w:lineRule="auto" w:before="60" w:after="60"/>
+              <w:ind w:firstLine="0"/>
+              <w:jc w:val="center"/>
+            </w:pPr>
+            <w:r/>
+            <w:r>
+              <w:rPr>
+                <w:rFonts w:ascii="Times New Roman" w:hAnsi="Times New Roman" w:eastAsia="方正仿宋简体" w:cs="Times New Roman"/>
+                <w:b w:val="0"/>
+                <w:i w:val="0"/>
+                <w:color w:val="000000"/>
+                <w:sz w:val="24"/>
+              </w:rPr>
+              <w:t>2026-10-13</w:t>
+            </w:r>
+          </w:p>
+        </w:tc>
+      </w:tr>
+      <w:tr>
+        <w:tc>
+          <w:tcPr>
+            <w:tcW w:type="dxa" w:w="794"/>
+            <w:tcBorders>
+              <w:top w:val="none"/>
+              <w:left w:val="none"/>
+              <w:bottom w:val="none"/>
+              <w:right w:val="none"/>
+            </w:tcBorders>
+          </w:tcPr>
+          <w:p>
+            <w:pPr>
+              <w:spacing w:line="240" w:lineRule="auto" w:before="60" w:after="60"/>
+              <w:ind w:firstLine="0"/>
+              <w:jc w:val="center"/>
+            </w:pPr>
+            <w:r/>
+            <w:r>
+              <w:rPr>
+                <w:rFonts w:ascii="Times New Roman" w:hAnsi="Times New Roman" w:eastAsia="方正仿宋简体" w:cs="Times New Roman"/>
+                <w:b w:val="0"/>
+                <w:i w:val="0"/>
+                <w:color w:val="000000"/>
+                <w:sz w:val="24"/>
+              </w:rPr>
+              <w:t>2</w:t>
+            </w:r>
+          </w:p>
+        </w:tc>
+        <w:tc>
+          <w:tcPr>
+            <w:tcW w:type="dxa" w:w="4535"/>
+            <w:tcBorders>
+              <w:top w:val="none"/>
+              <w:left w:val="none"/>
+              <w:bottom w:val="none"/>
+              <w:right w:val="none"/>
+            </w:tcBorders>
+          </w:tcPr>
+          <w:p>
+            <w:pPr>
+              <w:spacing w:line="240" w:lineRule="auto" w:before="60" w:after="60"/>
+              <w:ind w:firstLine="0"/>
+              <w:jc w:val="left"/>
+            </w:pPr>
+            <w:r/>
+            <w:r>
+              <w:rPr>
+                <w:rFonts w:ascii="Times New Roman" w:hAnsi="Times New Roman" w:eastAsia="方正仿宋简体" w:cs="Times New Roman"/>
+                <w:b w:val="0"/>
+                <w:i w:val="0"/>
+                <w:color w:val="000000"/>
+                <w:sz w:val="24"/>
+              </w:rPr>
               <w:t>人力资源社会保障部等4部门关于支持海洋经济发展促进就业创业的通知</w:t>
             </w:r>
           </w:p>
@@ -328,7 +446,7 @@
                 <w:color w:val="000000"/>
                 <w:sz w:val="24"/>
               </w:rPr>
-              <w:t>2</w:t>
+              <w:t>3</w:t>
             </w:r>
           </w:p>
         </w:tc>
@@ -446,7 +564,7 @@
                 <w:color w:val="000000"/>
                 <w:sz w:val="24"/>
               </w:rPr>
-              <w:t>3</w:t>
+              <w:t>4</w:t>
             </w:r>
           </w:p>
         </w:tc>
@@ -570,7 +688,72 @@
           <w:color w:val="000000"/>
           <w:sz w:val="24"/>
         </w:rPr>
-        <w:t>1. 《人力资源社会保障部等4部门关于支持海洋经济发展促进就业创业的通知》（发布机关：人力资源社会保障部 自然资源部 国家发展改革委 交通运输部，发布日期：2026-06-16）</w:t>
+        <w:t>1. 《国家铁路局关于印发《铁路科技创新“十五五”规划》的通知》（发布机关：国家铁路局，发布日期：2026-10-13）</w:t>
+      </w:r>
+    </w:p>
+    <w:p>
+      <w:pPr>
+        <w:spacing w:line="360" w:lineRule="auto" w:before="0" w:after="60"/>
+        <w:ind w:firstLine="480"/>
+        <w:jc w:val="both"/>
+      </w:pPr>
+      <w:r>
+        <w:rPr>
+          <w:rFonts w:ascii="Times New Roman" w:hAnsi="Times New Roman" w:eastAsia="方正仿宋简体" w:cs="Times New Roman"/>
+          <w:b w:val="0"/>
+          <w:i w:val="0"/>
+          <w:color w:val="000000"/>
+          <w:sz w:val="24"/>
+        </w:rPr>
+        <w:t>文件主要内容与核心要点：技术研究。研制高原医疗保障车。 推动绿色智能装备升级。研发大功率、低能耗混合动力机车和更加高效智能的重载铁路装备，构建面向国际市场的技术标准体系。研制新一代货车、时速120～200公里系列货运装备和</w:t>
+      </w:r>
+      <w:r>
+        <w:rPr>
+          <w:rFonts w:ascii="Times New Roman" w:hAnsi="Times New Roman" w:eastAsia="方正仿宋简体" w:cs="Times New Roman"/>
+          <w:b w:val="0"/>
+          <w:i w:val="0"/>
+          <w:color w:val="000000"/>
+          <w:sz w:val="24"/>
+        </w:rPr>
+        <w:t>（官方原文直达：</w:t>
+      </w:r>
+      <w:r>
+        <w:rPr>
+          <w:rFonts w:ascii="Times New Roman" w:hAnsi="Times New Roman" w:eastAsia="方正仿宋简体" w:cs="Times New Roman"/>
+          <w:b w:val="0"/>
+          <w:i w:val="0"/>
+          <w:color w:val="004886"/>
+          <w:sz w:val="24"/>
+          <w:u w:val="single"/>
+        </w:rPr>
+        <w:t>https://www.gov.cn/zhengce/zhengceku/202610/content_7083092.htm</w:t>
+      </w:r>
+      <w:r>
+        <w:rPr>
+          <w:rFonts w:ascii="Times New Roman" w:hAnsi="Times New Roman" w:eastAsia="方正仿宋简体" w:cs="Times New Roman"/>
+          <w:b w:val="0"/>
+          <w:i w:val="0"/>
+          <w:color w:val="000000"/>
+          <w:sz w:val="24"/>
+        </w:rPr>
+        <w:t>）</w:t>
+      </w:r>
+    </w:p>
+    <w:p>
+      <w:pPr>
+        <w:spacing w:line="360" w:lineRule="auto" w:before="80" w:after="0"/>
+        <w:ind w:firstLine="480"/>
+        <w:jc w:val="both"/>
+      </w:pPr>
+      <w:r>
+        <w:rPr>
+          <w:rFonts w:ascii="Times New Roman" w:hAnsi="Times New Roman" w:eastAsia="方正仿宋简体" w:cs="Times New Roman"/>
+          <w:b/>
+          <w:i w:val="0"/>
+          <w:color w:val="000000"/>
+          <w:sz w:val="24"/>
+        </w:rPr>
+        <w:t>2. 《人力资源社会保障部等4部门关于支持海洋经济发展促进就业创业的通知》（发布机关：人力资源社会保障部 自然资源部 国家发展改革委 交通运输部，发布日期：2026-06-16）</w:t>
       </w:r>
     </w:p>
     <w:p>
@@ -635,7 +818,7 @@
           <w:color w:val="000000"/>
           <w:sz w:val="24"/>
         </w:rPr>
-        <w:t>2. 《国务院就业促进和劳动保护工作领导小组关于印发《加力重点领域、重点行业、城乡基层和中小微企业岗位挖潜扩容 支持重点群体就业创业实施方案》的通知》（发布机关：国务院就业促进和劳动保护工作领导小组，发布日期：2025-03-27）</w:t>
+        <w:t>3. 《国务院就业促进和劳动保护工作领导小组关于印发《加力重点领域、重点行业、城乡基层和中小微企业岗位挖潜扩容 支持重点群体就业创业实施方案》的通知》（发布机关：国务院就业促进和劳动保护工作领导小组，发布日期：2025-03-27）</w:t>
       </w:r>
     </w:p>
     <w:p>
@@ -700,7 +883,7 @@
           <w:color w:val="000000"/>
           <w:sz w:val="24"/>
         </w:rPr>
-        <w:t>3. 《农业农村部落实中共中央国务院关于进一步深化农村改革扎实推进乡村全面振兴工作部署的实施意见》（发布机关：农业农村部，发布日期：2025-02-25）</w:t>
+        <w:t>4. 《农业农村部落实中共中央国务院关于进一步深化农村改革扎实推进乡村全面振兴工作部署的实施意见》（发布机关：农业农村部，发布日期：2025-02-25）</w:t>
       </w:r>
     </w:p>
     <w:p>
